--- a/init/docx/material_tds_template.docx
+++ b/init/docx/material_tds_template.docx
@@ -154,17 +154,32 @@
     <w:p>
       <w:pPr>
         <w:pStyle w:val="17"/>
+        <w:keepNext w:val="0"/>
+        <w:keepLines w:val="0"/>
+        <w:pageBreakBefore w:val="0"/>
+        <w:widowControl w:val="0"/>
         <w:numPr>
           <w:ilvl w:val="0"/>
           <w:numId w:val="1"/>
         </w:numPr>
-        <w:spacing w:line="360" w:lineRule="auto"/>
-        <w:ind w:firstLineChars="0"/>
+        <w:kinsoku/>
+        <w:wordWrap/>
+        <w:overflowPunct/>
+        <w:topLinePunct w:val="0"/>
+        <w:autoSpaceDE/>
+        <w:autoSpaceDN/>
+        <w:bidi w:val="0"/>
+        <w:adjustRightInd/>
+        <w:snapToGrid/>
+        <w:spacing w:line="480" w:lineRule="exact"/>
+        <w:ind w:left="420" w:hanging="420" w:firstLineChars="0"/>
+        <w:textAlignment w:val="auto"/>
         <w:rPr>
           <w:rFonts w:ascii="Times New Roman" w:hAnsi="Times New Roman" w:eastAsia="微软雅黑" w:cs="Times New Roman"/>
           <w:b/>
           <w:color w:val="595959" w:themeColor="text1" w:themeTint="A6"/>
-          <w:szCs w:val="24"/>
+          <w:sz w:val="20"/>
+          <w:szCs w:val="22"/>
           <w14:textFill>
             <w14:solidFill>
               <w14:schemeClr w14:val="tx1">
@@ -180,7 +195,8 @@
           <w:rFonts w:hint="eastAsia" w:ascii="Times New Roman" w:hAnsi="Times New Roman" w:eastAsia="微软雅黑" w:cs="Times New Roman"/>
           <w:b/>
           <w:color w:val="595959" w:themeColor="text1" w:themeTint="A6"/>
-          <w:szCs w:val="24"/>
+          <w:sz w:val="20"/>
+          <w:szCs w:val="22"/>
           <w14:textFill>
             <w14:solidFill>
               <w14:schemeClr w14:val="tx1">
@@ -197,7 +213,8 @@
           <w:rFonts w:ascii="Times New Roman" w:hAnsi="Times New Roman" w:eastAsia="微软雅黑" w:cs="Times New Roman"/>
           <w:b/>
           <w:color w:val="595959" w:themeColor="text1" w:themeTint="A6"/>
-          <w:szCs w:val="24"/>
+          <w:sz w:val="20"/>
+          <w:szCs w:val="22"/>
           <w14:textFill>
             <w14:solidFill>
               <w14:schemeClr w14:val="tx1">
@@ -213,17 +230,32 @@
     <w:p>
       <w:pPr>
         <w:pStyle w:val="17"/>
+        <w:keepNext w:val="0"/>
+        <w:keepLines w:val="0"/>
+        <w:pageBreakBefore w:val="0"/>
+        <w:widowControl w:val="0"/>
         <w:numPr>
           <w:ilvl w:val="0"/>
           <w:numId w:val="1"/>
         </w:numPr>
-        <w:spacing w:line="360" w:lineRule="auto"/>
-        <w:ind w:firstLineChars="0"/>
+        <w:kinsoku/>
+        <w:wordWrap/>
+        <w:overflowPunct/>
+        <w:topLinePunct w:val="0"/>
+        <w:autoSpaceDE/>
+        <w:autoSpaceDN/>
+        <w:bidi w:val="0"/>
+        <w:adjustRightInd/>
+        <w:snapToGrid/>
+        <w:spacing w:line="480" w:lineRule="exact"/>
+        <w:ind w:left="420" w:hanging="420" w:firstLineChars="0"/>
+        <w:textAlignment w:val="auto"/>
         <w:rPr>
           <w:rFonts w:ascii="Times New Roman" w:hAnsi="Times New Roman" w:eastAsia="微软雅黑" w:cs="Times New Roman"/>
           <w:b/>
           <w:color w:val="767171" w:themeColor="background2" w:themeShade="80"/>
-          <w:szCs w:val="24"/>
+          <w:sz w:val="20"/>
+          <w:szCs w:val="22"/>
         </w:rPr>
       </w:pPr>
       <w:r>
@@ -231,8 +263,8 @@
           <w:rFonts w:ascii="Times New Roman" w:hAnsi="Times New Roman" w:eastAsia="微软雅黑" w:cs="Times New Roman"/>
           <w:b/>
           <w:color w:val="595959" w:themeColor="text1" w:themeTint="A6"/>
-          <w:sz w:val="24"/>
-          <w:szCs w:val="24"/>
+          <w:sz w:val="22"/>
+          <w:szCs w:val="22"/>
           <w14:textFill>
             <w14:solidFill>
               <w14:schemeClr w14:val="tx1">
@@ -306,7 +338,8 @@
           <w:rFonts w:ascii="Times New Roman" w:hAnsi="Times New Roman" w:eastAsia="微软雅黑" w:cs="Times New Roman"/>
           <w:b/>
           <w:color w:val="595959" w:themeColor="text1" w:themeTint="A6"/>
-          <w:szCs w:val="24"/>
+          <w:sz w:val="20"/>
+          <w:szCs w:val="22"/>
           <w14:textFill>
             <w14:solidFill>
               <w14:schemeClr w14:val="tx1">
@@ -323,7 +356,8 @@
           <w:rFonts w:hint="eastAsia" w:ascii="Times New Roman" w:hAnsi="Times New Roman" w:eastAsia="微软雅黑" w:cs="Times New Roman"/>
           <w:b/>
           <w:color w:val="595959" w:themeColor="text1" w:themeTint="A6"/>
-          <w:szCs w:val="24"/>
+          <w:sz w:val="20"/>
+          <w:szCs w:val="22"/>
           <w14:textFill>
             <w14:solidFill>
               <w14:schemeClr w14:val="tx1">
@@ -340,7 +374,8 @@
           <w:rFonts w:ascii="Times New Roman" w:hAnsi="Times New Roman" w:eastAsia="微软雅黑" w:cs="Times New Roman"/>
           <w:b/>
           <w:color w:val="595959" w:themeColor="text1" w:themeTint="A6"/>
-          <w:szCs w:val="24"/>
+          <w:sz w:val="20"/>
+          <w:szCs w:val="22"/>
           <w14:textFill>
             <w14:solidFill>
               <w14:schemeClr w14:val="tx1">
@@ -357,7 +392,8 @@
           <w:rFonts w:hint="eastAsia" w:ascii="Times New Roman" w:hAnsi="Times New Roman" w:eastAsia="微软雅黑" w:cs="Times New Roman"/>
           <w:b/>
           <w:color w:val="595959" w:themeColor="text1" w:themeTint="A6"/>
-          <w:szCs w:val="24"/>
+          <w:sz w:val="20"/>
+          <w:szCs w:val="22"/>
           <w14:textFill>
             <w14:solidFill>
               <w14:schemeClr w14:val="tx1">
@@ -4103,7 +4139,7 @@
       <w:pPr>
         <w:spacing w:line="360" w:lineRule="auto"/>
         <w:rPr>
-          <w:rFonts w:ascii="微软雅黑" w:hAnsi="微软雅黑" w:eastAsia="微软雅黑"/>
+          <w:rFonts w:hint="eastAsia" w:ascii="微软雅黑" w:hAnsi="微软雅黑" w:eastAsia="微软雅黑"/>
           <w:b/>
           <w:color w:val="000000" w:themeColor="text1"/>
           <w:sz w:val="24"/>
@@ -4115,6 +4151,78 @@
           </w14:textFill>
         </w:rPr>
       </w:pPr>
+      <w:r>
+        <w:rPr>
+          <w:rFonts w:ascii="Times New Roman" w:hAnsi="Times New Roman" w:eastAsia="微软雅黑" w:cs="Times New Roman"/>
+          <w:b/>
+          <w:color w:val="000000" w:themeColor="text1"/>
+          <w:sz w:val="24"/>
+          <w:szCs w:val="24"/>
+          <w14:textFill>
+            <w14:solidFill>
+              <w14:schemeClr w14:val="tx1"/>
+            </w14:solidFill>
+          </w14:textFill>
+        </w:rPr>
+        <mc:AlternateContent>
+          <mc:Choice Requires="wps">
+            <w:drawing>
+              <wp:anchor distT="0" distB="0" distL="114300" distR="114300" simplePos="0" relativeHeight="251664384" behindDoc="0" locked="0" layoutInCell="1" allowOverlap="1">
+                <wp:simplePos x="0" y="0"/>
+                <wp:positionH relativeFrom="margin">
+                  <wp:posOffset>0</wp:posOffset>
+                </wp:positionH>
+                <wp:positionV relativeFrom="paragraph">
+                  <wp:posOffset>400685</wp:posOffset>
+                </wp:positionV>
+                <wp:extent cx="5543550" cy="54610"/>
+                <wp:effectExtent l="0" t="0" r="0" b="2540"/>
+                <wp:wrapTopAndBottom/>
+                <wp:docPr id="5" name="矩形 5"/>
+                <wp:cNvGraphicFramePr/>
+                <a:graphic xmlns:a="http://schemas.openxmlformats.org/drawingml/2006/main">
+                  <a:graphicData uri="http://schemas.microsoft.com/office/word/2010/wordprocessingShape">
+                    <wps:wsp>
+                      <wps:cNvSpPr>
+                        <a:spLocks noChangeArrowheads="1"/>
+                      </wps:cNvSpPr>
+                      <wps:spPr bwMode="auto">
+                        <a:xfrm>
+                          <a:off x="0" y="0"/>
+                          <a:ext cx="5543550" cy="54610"/>
+                        </a:xfrm>
+                        <a:prstGeom prst="rect">
+                          <a:avLst/>
+                        </a:prstGeom>
+                        <a:solidFill>
+                          <a:srgbClr val="4166F5"/>
+                        </a:solidFill>
+                        <a:ln>
+                          <a:noFill/>
+                        </a:ln>
+                      </wps:spPr>
+                      <wps:bodyPr rot="0" vert="horz" wrap="square" lIns="91440" tIns="45720" rIns="91440" bIns="45720" anchor="t" anchorCtr="0" upright="1">
+                        <a:noAutofit/>
+                      </wps:bodyPr>
+                    </wps:wsp>
+                  </a:graphicData>
+                </a:graphic>
+              </wp:anchor>
+            </w:drawing>
+          </mc:Choice>
+          <mc:Fallback>
+            <w:pict>
+              <v:rect id="_x0000_s1026" o:spid="_x0000_s1026" o:spt="1" style="position:absolute;left:0pt;margin-left:0pt;margin-top:31.55pt;height:4.3pt;width:436.5pt;mso-position-horizontal-relative:margin;mso-wrap-distance-bottom:0pt;mso-wrap-distance-top:0pt;z-index:251664384;mso-width-relative:page;mso-height-relative:page;" fillcolor="#4166F5" filled="t" stroked="f" coordsize="21600,21600" o:gfxdata="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">
+                <v:fill on="t" focussize="0,0"/>
+                <v:stroke on="f"/>
+                <v:imagedata o:title=""/>
+                <o:lock v:ext="edit" aspectratio="f"/>
+                <w10:wrap type="topAndBottom"/>
+              </v:rect>
+            </w:pict>
+          </mc:Fallback>
+        </mc:AlternateContent>
+      </w:r>
       <w:r>
         <w:rPr>
           <w:rFonts w:ascii="Times New Roman" w:hAnsi="Times New Roman" w:eastAsia="微软雅黑" w:cs="Times New Roman"/>
@@ -4173,102 +4281,82 @@
             </w14:solidFill>
           </w14:textFill>
         </w:rPr>
-        <w:t>填</w:t>
+        <w:t>填充聚丙烯</w:t>
       </w:r>
-      <w:bookmarkStart w:id="0" w:name="_GoBack"/>
-      <w:bookmarkEnd w:id="0"/>
-      <w:r>
+    </w:p>
+    <w:p>
+      <w:pPr>
+        <w:keepNext w:val="0"/>
+        <w:keepLines w:val="0"/>
+        <w:pageBreakBefore w:val="0"/>
+        <w:widowControl w:val="0"/>
+        <w:kinsoku/>
+        <w:wordWrap/>
+        <w:overflowPunct/>
+        <w:topLinePunct w:val="0"/>
+        <w:autoSpaceDE/>
+        <w:autoSpaceDN/>
+        <w:bidi w:val="0"/>
+        <w:adjustRightInd/>
+        <w:snapToGrid/>
+        <w:spacing w:before="157" w:beforeLines="50" w:line="300" w:lineRule="exact"/>
+        <w:textAlignment w:val="auto"/>
         <w:rPr>
-          <w:rFonts w:hint="eastAsia" w:ascii="微软雅黑" w:hAnsi="微软雅黑" w:eastAsia="微软雅黑"/>
-          <w:b/>
-          <w:color w:val="000000" w:themeColor="text1"/>
-          <w:sz w:val="24"/>
-          <w:szCs w:val="24"/>
+          <w:rFonts w:ascii="Times New Roman" w:hAnsi="Times New Roman" w:eastAsia="微软雅黑" w:cs="Times New Roman"/>
+          <w:color w:val="8497B0" w:themeColor="text2" w:themeTint="99"/>
+          <w:sz w:val="16"/>
+          <w:szCs w:val="16"/>
           <w14:textFill>
             <w14:solidFill>
-              <w14:schemeClr w14:val="tx1"/>
+              <w14:schemeClr w14:val="tx2">
+                <w14:lumMod w14:val="60000"/>
+                <w14:lumOff w14:val="40000"/>
+              </w14:schemeClr>
             </w14:solidFill>
           </w14:textFill>
         </w:rPr>
-        <w:t>充聚丙烯</w:t>
+      </w:pPr>
+      <w:r>
+        <w:rPr>
+          <w:rFonts w:hint="eastAsia" w:ascii="Times New Roman" w:hAnsi="Times New Roman" w:eastAsia="微软雅黑" w:cs="Times New Roman"/>
+          <w:color w:val="595959" w:themeColor="text1" w:themeTint="A6"/>
+          <w:sz w:val="24"/>
+          <w:szCs w:val="32"/>
+          <w14:textFill>
+            <w14:solidFill>
+              <w14:schemeClr w14:val="tx1">
+                <w14:lumMod w14:val="65000"/>
+                <w14:lumOff w14:val="35000"/>
+              </w14:schemeClr>
+            </w14:solidFill>
+          </w14:textFill>
+        </w:rPr>
+        <w:t xml:space="preserve">典型加工条件 </w:t>
       </w:r>
       <w:r>
         <w:rPr>
           <w:rFonts w:ascii="Times New Roman" w:hAnsi="Times New Roman" w:eastAsia="微软雅黑" w:cs="Times New Roman"/>
-          <w:b/>
-          <w:color w:val="000000" w:themeColor="text1"/>
+          <w:color w:val="595959" w:themeColor="text1" w:themeTint="A6"/>
           <w:sz w:val="24"/>
-          <w:szCs w:val="24"/>
+          <w:szCs w:val="32"/>
           <w14:textFill>
             <w14:solidFill>
-              <w14:schemeClr w14:val="tx1"/>
+              <w14:schemeClr w14:val="tx1">
+                <w14:lumMod w14:val="65000"/>
+                <w14:lumOff w14:val="35000"/>
+              </w14:schemeClr>
             </w14:solidFill>
           </w14:textFill>
         </w:rPr>
-        <mc:AlternateContent>
-          <mc:Choice Requires="wps">
-            <w:drawing>
-              <wp:anchor distT="0" distB="0" distL="114300" distR="114300" simplePos="0" relativeHeight="251664384" behindDoc="0" locked="0" layoutInCell="1" allowOverlap="1">
-                <wp:simplePos x="0" y="0"/>
-                <wp:positionH relativeFrom="margin">
-                  <wp:align>right</wp:align>
-                </wp:positionH>
-                <wp:positionV relativeFrom="paragraph">
-                  <wp:posOffset>393065</wp:posOffset>
-                </wp:positionV>
-                <wp:extent cx="5543550" cy="54610"/>
-                <wp:effectExtent l="0" t="0" r="0" b="2540"/>
-                <wp:wrapTopAndBottom/>
-                <wp:docPr id="5" name="矩形 5"/>
-                <wp:cNvGraphicFramePr/>
-                <a:graphic xmlns:a="http://schemas.openxmlformats.org/drawingml/2006/main">
-                  <a:graphicData uri="http://schemas.microsoft.com/office/word/2010/wordprocessingShape">
-                    <wps:wsp>
-                      <wps:cNvSpPr>
-                        <a:spLocks noChangeArrowheads="1"/>
-                      </wps:cNvSpPr>
-                      <wps:spPr bwMode="auto">
-                        <a:xfrm>
-                          <a:off x="0" y="0"/>
-                          <a:ext cx="5543550" cy="54610"/>
-                        </a:xfrm>
-                        <a:prstGeom prst="rect">
-                          <a:avLst/>
-                        </a:prstGeom>
-                        <a:solidFill>
-                          <a:srgbClr val="4166F5"/>
-                        </a:solidFill>
-                        <a:ln>
-                          <a:noFill/>
-                        </a:ln>
-                      </wps:spPr>
-                      <wps:bodyPr rot="0" vert="horz" wrap="square" lIns="91440" tIns="45720" rIns="91440" bIns="45720" anchor="t" anchorCtr="0" upright="1">
-                        <a:noAutofit/>
-                      </wps:bodyPr>
-                    </wps:wsp>
-                  </a:graphicData>
-                </a:graphic>
-              </wp:anchor>
-            </w:drawing>
-          </mc:Choice>
-          <mc:Fallback>
-            <w:pict>
-              <v:rect id="_x0000_s1026" o:spid="_x0000_s1026" o:spt="1" style="position:absolute;left:0pt;margin-top:30.95pt;height:4.3pt;width:436.5pt;mso-position-horizontal:right;mso-position-horizontal-relative:margin;mso-wrap-distance-bottom:0pt;mso-wrap-distance-top:0pt;z-index:251664384;mso-width-relative:page;mso-height-relative:page;" fillcolor="#4166F5" filled="t" stroked="f" coordsize="21600,21600" o:gfxdata="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">
-                <v:fill on="t" focussize="0,0"/>
-                <v:stroke on="f"/>
-                <v:imagedata o:title=""/>
-                <o:lock v:ext="edit" aspectratio="f"/>
-                <w10:wrap type="topAndBottom"/>
-              </v:rect>
-            </w:pict>
-          </mc:Fallback>
-        </mc:AlternateContent>
+        <w:t>Processing Conditions</w:t>
       </w:r>
+      <w:bookmarkStart w:id="0" w:name="_GoBack"/>
+      <w:bookmarkEnd w:id="0"/>
     </w:p>
     <w:tbl>
       <w:tblPr>
         <w:tblStyle w:val="8"/>
-        <w:tblpPr w:leftFromText="180" w:rightFromText="180" w:vertAnchor="text" w:horzAnchor="page" w:tblpX="1677" w:tblpY="625"/>
+        <w:tblpPr w:leftFromText="180" w:rightFromText="180" w:vertAnchor="text" w:horzAnchor="page" w:tblpX="1698" w:tblpY="236"/>
         <w:tblOverlap w:val="never"/>
         <w:tblW w:w="0" w:type="auto"/>
         <w:tblInd w:w="0" w:type="dxa"/>
@@ -5712,59 +5800,6 @@
         </w:tc>
       </w:tr>
     </w:tbl>
-    <w:p>
-      <w:pPr>
-        <w:spacing w:line="360" w:lineRule="auto"/>
-        <w:rPr>
-          <w:rFonts w:ascii="Times New Roman" w:hAnsi="Times New Roman" w:eastAsia="微软雅黑" w:cs="Times New Roman"/>
-          <w:color w:val="595959" w:themeColor="text1" w:themeTint="A6"/>
-          <w:sz w:val="24"/>
-          <w:szCs w:val="32"/>
-          <w14:textFill>
-            <w14:solidFill>
-              <w14:schemeClr w14:val="tx1">
-                <w14:lumMod w14:val="65000"/>
-                <w14:lumOff w14:val="35000"/>
-              </w14:schemeClr>
-            </w14:solidFill>
-          </w14:textFill>
-        </w:rPr>
-      </w:pPr>
-      <w:r>
-        <w:rPr>
-          <w:rFonts w:hint="eastAsia" w:ascii="Times New Roman" w:hAnsi="Times New Roman" w:eastAsia="微软雅黑" w:cs="Times New Roman"/>
-          <w:color w:val="595959" w:themeColor="text1" w:themeTint="A6"/>
-          <w:sz w:val="24"/>
-          <w:szCs w:val="32"/>
-          <w14:textFill>
-            <w14:solidFill>
-              <w14:schemeClr w14:val="tx1">
-                <w14:lumMod w14:val="65000"/>
-                <w14:lumOff w14:val="35000"/>
-              </w14:schemeClr>
-            </w14:solidFill>
-          </w14:textFill>
-        </w:rPr>
-        <w:t xml:space="preserve">典型加工条件 </w:t>
-      </w:r>
-      <w:r>
-        <w:rPr>
-          <w:rFonts w:ascii="Times New Roman" w:hAnsi="Times New Roman" w:eastAsia="微软雅黑" w:cs="Times New Roman"/>
-          <w:color w:val="595959" w:themeColor="text1" w:themeTint="A6"/>
-          <w:sz w:val="24"/>
-          <w:szCs w:val="32"/>
-          <w14:textFill>
-            <w14:solidFill>
-              <w14:schemeClr w14:val="tx1">
-                <w14:lumMod w14:val="65000"/>
-                <w14:lumOff w14:val="35000"/>
-              </w14:schemeClr>
-            </w14:solidFill>
-          </w14:textFill>
-        </w:rPr>
-        <w:t>Processing Conditions</w:t>
-      </w:r>
-    </w:p>
     <w:p>
       <w:pPr>
         <w:pStyle w:val="17"/>
@@ -7028,7 +7063,7 @@
     <w:lsdException w:qFormat="1" w:unhideWhenUsed="0" w:uiPriority="10" w:semiHidden="0" w:name="Title"/>
     <w:lsdException w:uiPriority="99" w:name="Closing"/>
     <w:lsdException w:uiPriority="99" w:name="Signature"/>
-    <w:lsdException w:uiPriority="1" w:name="Default Paragraph Font"/>
+    <w:lsdException w:qFormat="1" w:uiPriority="1" w:name="Default Paragraph Font"/>
     <w:lsdException w:uiPriority="99" w:name="Body Text"/>
     <w:lsdException w:uiPriority="99" w:name="Body Text Indent"/>
     <w:lsdException w:uiPriority="99" w:name="List Continue"/>
@@ -7233,6 +7268,7 @@
     <w:name w:val="Default Paragraph Font"/>
     <w:semiHidden/>
     <w:unhideWhenUsed/>
+    <w:qFormat/>
     <w:uiPriority w:val="1"/>
   </w:style>
   <w:style w:type="table" w:default="1" w:styleId="7">
